--- a/docs/Course/MGS3701/03_Lecture_Note/LectureNote_Chad/PPT/chapter1/chapter1_notebook.docx
+++ b/docs/Course/MGS3701/03_Lecture_Note/LectureNote_Chad/PPT/chapter1/chapter1_notebook.docx
@@ -31,7 +31,7 @@
         <w:pStyle w:val="Date"/>
       </w:pPr>
       <w:r>
-        <w:t xml:space="preserve">Fri, 28 February 2025</w:t>
+        <w:t xml:space="preserve">Sat, 1 March 2025</w:t>
       </w:r>
     </w:p>
     <w:p>

--- a/docs/Course/MGS3701/03_Lecture_Note/LectureNote_Chad/PPT/chapter1/chapter1_notebook.docx
+++ b/docs/Course/MGS3701/03_Lecture_Note/LectureNote_Chad/PPT/chapter1/chapter1_notebook.docx
@@ -31,7 +31,7 @@
         <w:pStyle w:val="Date"/>
       </w:pPr>
       <w:r>
-        <w:t xml:space="preserve">Sat, 1 March 2025</w:t>
+        <w:t xml:space="preserve">Mon, 3 March 2025</w:t>
       </w:r>
     </w:p>
     <w:p>

--- a/docs/Course/MGS3701/03_Lecture_Note/LectureNote_Chad/PPT/chapter1/chapter1_notebook.docx
+++ b/docs/Course/MGS3701/03_Lecture_Note/LectureNote_Chad/PPT/chapter1/chapter1_notebook.docx
@@ -31,7 +31,7 @@
         <w:pStyle w:val="Date"/>
       </w:pPr>
       <w:r>
-        <w:t xml:space="preserve">Mon, 3 March 2025</w:t>
+        <w:t xml:space="preserve">Sun, 9 March 2025</w:t>
       </w:r>
     </w:p>
     <w:p>

--- a/docs/Course/MGS3701/03_Lecture_Note/LectureNote_Chad/PPT/chapter1/chapter1_notebook.docx
+++ b/docs/Course/MGS3701/03_Lecture_Note/LectureNote_Chad/PPT/chapter1/chapter1_notebook.docx
@@ -31,7 +31,7 @@
         <w:pStyle w:val="Date"/>
       </w:pPr>
       <w:r>
-        <w:t xml:space="preserve">Sun, 9 March 2025</w:t>
+        <w:t xml:space="preserve">Tue, 11 March 2025</w:t>
       </w:r>
     </w:p>
     <w:p>

--- a/docs/Course/MGS3701/03_Lecture_Note/LectureNote_Chad/PPT/chapter1/chapter1_notebook.docx
+++ b/docs/Course/MGS3701/03_Lecture_Note/LectureNote_Chad/PPT/chapter1/chapter1_notebook.docx
@@ -31,7 +31,7 @@
         <w:pStyle w:val="Date"/>
       </w:pPr>
       <w:r>
-        <w:t xml:space="preserve">Tue, 11 March 2025</w:t>
+        <w:t xml:space="preserve">Thu, 13 March 2025</w:t>
       </w:r>
     </w:p>
     <w:p>

--- a/docs/Course/MGS3701/03_Lecture_Note/LectureNote_Chad/PPT/chapter1/chapter1_notebook.docx
+++ b/docs/Course/MGS3701/03_Lecture_Note/LectureNote_Chad/PPT/chapter1/chapter1_notebook.docx
@@ -31,7 +31,7 @@
         <w:pStyle w:val="Date"/>
       </w:pPr>
       <w:r>
-        <w:t xml:space="preserve">Thu, 13 March 2025</w:t>
+        <w:t xml:space="preserve">Fri, 21 March 2025</w:t>
       </w:r>
     </w:p>
     <w:p>

--- a/docs/Course/MGS3701/03_Lecture_Note/LectureNote_Chad/PPT/chapter1/chapter1_notebook.docx
+++ b/docs/Course/MGS3701/03_Lecture_Note/LectureNote_Chad/PPT/chapter1/chapter1_notebook.docx
@@ -31,7 +31,7 @@
         <w:pStyle w:val="Date"/>
       </w:pPr>
       <w:r>
-        <w:t xml:space="preserve">Fri, 21 March 2025</w:t>
+        <w:t xml:space="preserve">Sat, 22 March 2025</w:t>
       </w:r>
     </w:p>
     <w:p>

--- a/docs/Course/MGS3701/03_Lecture_Note/LectureNote_Chad/PPT/chapter1/chapter1_notebook.docx
+++ b/docs/Course/MGS3701/03_Lecture_Note/LectureNote_Chad/PPT/chapter1/chapter1_notebook.docx
@@ -7,19 +7,7 @@
         <w:pStyle w:val="Title"/>
       </w:pPr>
       <w:r>
-        <w:t xml:space="preserve">[Lecture</w:t>
-      </w:r>
-      <w:r>
-        <w:t xml:space="preserve"> </w:t>
-      </w:r>
-      <w:r>
-        <w:t xml:space="preserve">Notebook]</w:t>
-      </w:r>
-      <w:r>
-        <w:t xml:space="preserve"> </w:t>
-      </w:r>
-      <w:r>
-        <w:t xml:space="preserve">Introduction</w:t>
+        <w:t xml:space="preserve">[Lecture Notebook] Introduction</w:t>
       </w:r>
     </w:p>
     <w:p>
@@ -27,19 +15,7 @@
         <w:pStyle w:val="Subtitle"/>
       </w:pPr>
       <w:r>
-        <w:t xml:space="preserve">MGS3701:</w:t>
-      </w:r>
-      <w:r>
-        <w:t xml:space="preserve"> </w:t>
-      </w:r>
-      <w:r>
-        <w:t xml:space="preserve">Data</w:t>
-      </w:r>
-      <w:r>
-        <w:t xml:space="preserve"> </w:t>
-      </w:r>
-      <w:r>
-        <w:t xml:space="preserve">Mining</w:t>
+        <w:t xml:space="preserve">MGS3701: Data Mining</w:t>
       </w:r>
     </w:p>
     <w:p>
@@ -47,19 +23,7 @@
         <w:pStyle w:val="Author"/>
       </w:pPr>
       <w:r>
-        <w:t xml:space="preserve">Chad</w:t>
-      </w:r>
-      <w:r>
-        <w:t xml:space="preserve"> </w:t>
-      </w:r>
-      <w:r>
-        <w:t xml:space="preserve">(Chungil</w:t>
-      </w:r>
-      <w:r>
-        <w:t xml:space="preserve"> </w:t>
-      </w:r>
-      <w:r>
-        <w:t xml:space="preserve">CHae)</w:t>
+        <w:t xml:space="preserve">Chad (Chungil CHae)</w:t>
       </w:r>
     </w:p>
     <w:p>
@@ -67,25 +31,7 @@
         <w:pStyle w:val="Date"/>
       </w:pPr>
       <w:r>
-        <w:t xml:space="preserve">Sun,</w:t>
-      </w:r>
-      <w:r>
-        <w:t xml:space="preserve"> </w:t>
-      </w:r>
-      <w:r>
-        <w:t xml:space="preserve">25</w:t>
-      </w:r>
-      <w:r>
-        <w:t xml:space="preserve"> </w:t>
-      </w:r>
-      <w:r>
-        <w:t xml:space="preserve">May</w:t>
-      </w:r>
-      <w:r>
-        <w:t xml:space="preserve"> </w:t>
-      </w:r>
-      <w:r>
-        <w:t xml:space="preserve">2025</w:t>
+        <w:t xml:space="preserve">Mon, 26 May 2025</w:t>
       </w:r>
     </w:p>
     <w:p>
@@ -101,673 +47,7 @@
         <w:pStyle w:val="Abstract"/>
       </w:pPr>
       <w:r>
-        <w:t xml:space="preserve">This</w:t>
-      </w:r>
-      <w:r>
-        <w:t xml:space="preserve"> </w:t>
-      </w:r>
-      <w:r>
-        <w:t xml:space="preserve">book</w:t>
-      </w:r>
-      <w:r>
-        <w:t xml:space="preserve"> </w:t>
-      </w:r>
-      <w:r>
-        <w:t xml:space="preserve">has</w:t>
-      </w:r>
-      <w:r>
-        <w:t xml:space="preserve"> </w:t>
-      </w:r>
-      <w:r>
-        <w:t xml:space="preserve">by</w:t>
-      </w:r>
-      <w:r>
-        <w:t xml:space="preserve"> </w:t>
-      </w:r>
-      <w:r>
-        <w:t xml:space="preserve">far</w:t>
-      </w:r>
-      <w:r>
-        <w:t xml:space="preserve"> </w:t>
-      </w:r>
-      <w:r>
-        <w:t xml:space="preserve">the</w:t>
-      </w:r>
-      <w:r>
-        <w:t xml:space="preserve"> </w:t>
-      </w:r>
-      <w:r>
-        <w:t xml:space="preserve">most</w:t>
-      </w:r>
-      <w:r>
-        <w:t xml:space="preserve"> </w:t>
-      </w:r>
-      <w:r>
-        <w:t xml:space="preserve">comprehensive</w:t>
-      </w:r>
-      <w:r>
-        <w:t xml:space="preserve"> </w:t>
-      </w:r>
-      <w:r>
-        <w:t xml:space="preserve">review</w:t>
-      </w:r>
-      <w:r>
-        <w:t xml:space="preserve"> </w:t>
-      </w:r>
-      <w:r>
-        <w:t xml:space="preserve">of</w:t>
-      </w:r>
-      <w:r>
-        <w:t xml:space="preserve"> </w:t>
-      </w:r>
-      <w:r>
-        <w:t xml:space="preserve">business</w:t>
-      </w:r>
-      <w:r>
-        <w:t xml:space="preserve"> </w:t>
-      </w:r>
-      <w:r>
-        <w:t xml:space="preserve">analytics</w:t>
-      </w:r>
-      <w:r>
-        <w:t xml:space="preserve"> </w:t>
-      </w:r>
-      <w:r>
-        <w:t xml:space="preserve">methods</w:t>
-      </w:r>
-      <w:r>
-        <w:t xml:space="preserve"> </w:t>
-      </w:r>
-      <w:r>
-        <w:t xml:space="preserve">that</w:t>
-      </w:r>
-      <w:r>
-        <w:t xml:space="preserve"> </w:t>
-      </w:r>
-      <w:r>
-        <w:t xml:space="preserve">the</w:t>
-      </w:r>
-      <w:r>
-        <w:t xml:space="preserve"> </w:t>
-      </w:r>
-      <w:r>
-        <w:t xml:space="preserve">author</w:t>
-      </w:r>
-      <w:r>
-        <w:t xml:space="preserve"> </w:t>
-      </w:r>
-      <w:r>
-        <w:t xml:space="preserve">have</w:t>
-      </w:r>
-      <w:r>
-        <w:t xml:space="preserve"> </w:t>
-      </w:r>
-      <w:r>
-        <w:t xml:space="preserve">ever</w:t>
-      </w:r>
-      <w:r>
-        <w:t xml:space="preserve"> </w:t>
-      </w:r>
-      <w:r>
-        <w:t xml:space="preserve">seen,</w:t>
-      </w:r>
-      <w:r>
-        <w:t xml:space="preserve"> </w:t>
-      </w:r>
-      <w:r>
-        <w:t xml:space="preserve">covering</w:t>
-      </w:r>
-      <w:r>
-        <w:t xml:space="preserve"> </w:t>
-      </w:r>
-      <w:r>
-        <w:t xml:space="preserve">everything</w:t>
-      </w:r>
-      <w:r>
-        <w:t xml:space="preserve"> </w:t>
-      </w:r>
-      <w:r>
-        <w:t xml:space="preserve">from</w:t>
-      </w:r>
-      <w:r>
-        <w:t xml:space="preserve"> </w:t>
-      </w:r>
-      <w:r>
-        <w:t xml:space="preserve">classical</w:t>
-      </w:r>
-      <w:r>
-        <w:t xml:space="preserve"> </w:t>
-      </w:r>
-      <w:r>
-        <w:t xml:space="preserve">approaches</w:t>
-      </w:r>
-      <w:r>
-        <w:t xml:space="preserve"> </w:t>
-      </w:r>
-      <w:r>
-        <w:t xml:space="preserve">such</w:t>
-      </w:r>
-      <w:r>
-        <w:t xml:space="preserve"> </w:t>
-      </w:r>
-      <w:r>
-        <w:t xml:space="preserve">as</w:t>
-      </w:r>
-      <w:r>
-        <w:t xml:space="preserve"> </w:t>
-      </w:r>
-      <w:r>
-        <w:t xml:space="preserve">linear</w:t>
-      </w:r>
-      <w:r>
-        <w:t xml:space="preserve"> </w:t>
-      </w:r>
-      <w:r>
-        <w:t xml:space="preserve">and</w:t>
-      </w:r>
-      <w:r>
-        <w:t xml:space="preserve"> </w:t>
-      </w:r>
-      <w:r>
-        <w:t xml:space="preserve">logistic</w:t>
-      </w:r>
-      <w:r>
-        <w:t xml:space="preserve"> </w:t>
-      </w:r>
-      <w:r>
-        <w:t xml:space="preserve">regression,</w:t>
-      </w:r>
-      <w:r>
-        <w:t xml:space="preserve"> </w:t>
-      </w:r>
-      <w:r>
-        <w:t xml:space="preserve">through</w:t>
-      </w:r>
-      <w:r>
-        <w:t xml:space="preserve"> </w:t>
-      </w:r>
-      <w:r>
-        <w:t xml:space="preserve">to</w:t>
-      </w:r>
-      <w:r>
-        <w:t xml:space="preserve"> </w:t>
-      </w:r>
-      <w:r>
-        <w:t xml:space="preserve">modern</w:t>
-      </w:r>
-      <w:r>
-        <w:t xml:space="preserve"> </w:t>
-      </w:r>
-      <w:r>
-        <w:t xml:space="preserve">methods</w:t>
-      </w:r>
-      <w:r>
-        <w:t xml:space="preserve"> </w:t>
-      </w:r>
-      <w:r>
-        <w:t xml:space="preserve">like</w:t>
-      </w:r>
-      <w:r>
-        <w:t xml:space="preserve"> </w:t>
-      </w:r>
-      <w:r>
-        <w:t xml:space="preserve">neural</w:t>
-      </w:r>
-      <w:r>
-        <w:t xml:space="preserve"> </w:t>
-      </w:r>
-      <w:r>
-        <w:t xml:space="preserve">networks,</w:t>
-      </w:r>
-      <w:r>
-        <w:t xml:space="preserve"> </w:t>
-      </w:r>
-      <w:r>
-        <w:t xml:space="preserve">bagging</w:t>
-      </w:r>
-      <w:r>
-        <w:t xml:space="preserve"> </w:t>
-      </w:r>
-      <w:r>
-        <w:t xml:space="preserve">and</w:t>
-      </w:r>
-      <w:r>
-        <w:t xml:space="preserve"> </w:t>
-      </w:r>
-      <w:r>
-        <w:t xml:space="preserve">boosting,</w:t>
-      </w:r>
-      <w:r>
-        <w:t xml:space="preserve"> </w:t>
-      </w:r>
-      <w:r>
-        <w:t xml:space="preserve">and</w:t>
-      </w:r>
-      <w:r>
-        <w:t xml:space="preserve"> </w:t>
-      </w:r>
-      <w:r>
-        <w:t xml:space="preserve">even</w:t>
-      </w:r>
-      <w:r>
-        <w:t xml:space="preserve"> </w:t>
-      </w:r>
-      <w:r>
-        <w:t xml:space="preserve">much</w:t>
-      </w:r>
-      <w:r>
-        <w:t xml:space="preserve"> </w:t>
-      </w:r>
-      <w:r>
-        <w:t xml:space="preserve">more</w:t>
-      </w:r>
-      <w:r>
-        <w:t xml:space="preserve"> </w:t>
-      </w:r>
-      <w:r>
-        <w:t xml:space="preserve">business</w:t>
-      </w:r>
-      <w:r>
-        <w:t xml:space="preserve"> </w:t>
-      </w:r>
-      <w:r>
-        <w:t xml:space="preserve">specific</w:t>
-      </w:r>
-      <w:r>
-        <w:t xml:space="preserve"> </w:t>
-      </w:r>
-      <w:r>
-        <w:t xml:space="preserve">procedures</w:t>
-      </w:r>
-      <w:r>
-        <w:t xml:space="preserve"> </w:t>
-      </w:r>
-      <w:r>
-        <w:t xml:space="preserve">such</w:t>
-      </w:r>
-      <w:r>
-        <w:t xml:space="preserve"> </w:t>
-      </w:r>
-      <w:r>
-        <w:t xml:space="preserve">as</w:t>
-      </w:r>
-      <w:r>
-        <w:t xml:space="preserve"> </w:t>
-      </w:r>
-      <w:r>
-        <w:t xml:space="preserve">social</w:t>
-      </w:r>
-      <w:r>
-        <w:t xml:space="preserve"> </w:t>
-      </w:r>
-      <w:r>
-        <w:t xml:space="preserve">network</w:t>
-      </w:r>
-      <w:r>
-        <w:t xml:space="preserve"> </w:t>
-      </w:r>
-      <w:r>
-        <w:t xml:space="preserve">analysis</w:t>
-      </w:r>
-      <w:r>
-        <w:t xml:space="preserve"> </w:t>
-      </w:r>
-      <w:r>
-        <w:t xml:space="preserve">and</w:t>
-      </w:r>
-      <w:r>
-        <w:t xml:space="preserve"> </w:t>
-      </w:r>
-      <w:r>
-        <w:t xml:space="preserve">text</w:t>
-      </w:r>
-      <w:r>
-        <w:t xml:space="preserve"> </w:t>
-      </w:r>
-      <w:r>
-        <w:t xml:space="preserve">mining.</w:t>
-      </w:r>
-      <w:r>
-        <w:t xml:space="preserve"> </w:t>
-      </w:r>
-      <w:r>
-        <w:t xml:space="preserve">If</w:t>
-      </w:r>
-      <w:r>
-        <w:t xml:space="preserve"> </w:t>
-      </w:r>
-      <w:r>
-        <w:t xml:space="preserve">not</w:t>
-      </w:r>
-      <w:r>
-        <w:t xml:space="preserve"> </w:t>
-      </w:r>
-      <w:r>
-        <w:t xml:space="preserve">the</w:t>
-      </w:r>
-      <w:r>
-        <w:t xml:space="preserve"> </w:t>
-      </w:r>
-      <w:r>
-        <w:t xml:space="preserve">bible,</w:t>
-      </w:r>
-      <w:r>
-        <w:t xml:space="preserve"> </w:t>
-      </w:r>
-      <w:r>
-        <w:t xml:space="preserve">it</w:t>
-      </w:r>
-      <w:r>
-        <w:t xml:space="preserve"> </w:t>
-      </w:r>
-      <w:r>
-        <w:t xml:space="preserve">is</w:t>
-      </w:r>
-      <w:r>
-        <w:t xml:space="preserve"> </w:t>
-      </w:r>
-      <w:r>
-        <w:t xml:space="preserve">at</w:t>
-      </w:r>
-      <w:r>
-        <w:t xml:space="preserve"> </w:t>
-      </w:r>
-      <w:r>
-        <w:t xml:space="preserve">the</w:t>
-      </w:r>
-      <w:r>
-        <w:t xml:space="preserve"> </w:t>
-      </w:r>
-      <w:r>
-        <w:t xml:space="preserve">least</w:t>
-      </w:r>
-      <w:r>
-        <w:t xml:space="preserve"> </w:t>
-      </w:r>
-      <w:r>
-        <w:t xml:space="preserve">a</w:t>
-      </w:r>
-      <w:r>
-        <w:t xml:space="preserve"> </w:t>
-      </w:r>
-      <w:r>
-        <w:t xml:space="preserve">definitive</w:t>
-      </w:r>
-      <w:r>
-        <w:t xml:space="preserve"> </w:t>
-      </w:r>
-      <w:r>
-        <w:t xml:space="preserve">manual</w:t>
-      </w:r>
-      <w:r>
-        <w:t xml:space="preserve"> </w:t>
-      </w:r>
-      <w:r>
-        <w:t xml:space="preserve">on</w:t>
-      </w:r>
-      <w:r>
-        <w:t xml:space="preserve"> </w:t>
-      </w:r>
-      <w:r>
-        <w:t xml:space="preserve">the</w:t>
-      </w:r>
-      <w:r>
-        <w:t xml:space="preserve"> </w:t>
-      </w:r>
-      <w:r>
-        <w:t xml:space="preserve">subject.</w:t>
-      </w:r>
-      <w:r>
-        <w:t xml:space="preserve"> </w:t>
-      </w:r>
-      <w:r>
-        <w:t xml:space="preserve">However,</w:t>
-      </w:r>
-      <w:r>
-        <w:t xml:space="preserve"> </w:t>
-      </w:r>
-      <w:r>
-        <w:t xml:space="preserve">just</w:t>
-      </w:r>
-      <w:r>
-        <w:t xml:space="preserve"> </w:t>
-      </w:r>
-      <w:r>
-        <w:t xml:space="preserve">as</w:t>
-      </w:r>
-      <w:r>
-        <w:t xml:space="preserve"> </w:t>
-      </w:r>
-      <w:r>
-        <w:t xml:space="preserve">important</w:t>
-      </w:r>
-      <w:r>
-        <w:t xml:space="preserve"> </w:t>
-      </w:r>
-      <w:r>
-        <w:t xml:space="preserve">as</w:t>
-      </w:r>
-      <w:r>
-        <w:t xml:space="preserve"> </w:t>
-      </w:r>
-      <w:r>
-        <w:t xml:space="preserve">the</w:t>
-      </w:r>
-      <w:r>
-        <w:t xml:space="preserve"> </w:t>
-      </w:r>
-      <w:r>
-        <w:t xml:space="preserve">list</w:t>
-      </w:r>
-      <w:r>
-        <w:t xml:space="preserve"> </w:t>
-      </w:r>
-      <w:r>
-        <w:t xml:space="preserve">of</w:t>
-      </w:r>
-      <w:r>
-        <w:t xml:space="preserve"> </w:t>
-      </w:r>
-      <w:r>
-        <w:t xml:space="preserve">topics,</w:t>
-      </w:r>
-      <w:r>
-        <w:t xml:space="preserve"> </w:t>
-      </w:r>
-      <w:r>
-        <w:t xml:space="preserve">is</w:t>
-      </w:r>
-      <w:r>
-        <w:t xml:space="preserve"> </w:t>
-      </w:r>
-      <w:r>
-        <w:t xml:space="preserve">the</w:t>
-      </w:r>
-      <w:r>
-        <w:t xml:space="preserve"> </w:t>
-      </w:r>
-      <w:r>
-        <w:t xml:space="preserve">way</w:t>
-      </w:r>
-      <w:r>
-        <w:t xml:space="preserve"> </w:t>
-      </w:r>
-      <w:r>
-        <w:t xml:space="preserve">that</w:t>
-      </w:r>
-      <w:r>
-        <w:t xml:space="preserve"> </w:t>
-      </w:r>
-      <w:r>
-        <w:t xml:space="preserve">they</w:t>
-      </w:r>
-      <w:r>
-        <w:t xml:space="preserve"> </w:t>
-      </w:r>
-      <w:r>
-        <w:t xml:space="preserve">are</w:t>
-      </w:r>
-      <w:r>
-        <w:t xml:space="preserve"> </w:t>
-      </w:r>
-      <w:r>
-        <w:t xml:space="preserve">all</w:t>
-      </w:r>
-      <w:r>
-        <w:t xml:space="preserve"> </w:t>
-      </w:r>
-      <w:r>
-        <w:t xml:space="preserve">presented</w:t>
-      </w:r>
-      <w:r>
-        <w:t xml:space="preserve"> </w:t>
-      </w:r>
-      <w:r>
-        <w:t xml:space="preserve">in</w:t>
-      </w:r>
-      <w:r>
-        <w:t xml:space="preserve"> </w:t>
-      </w:r>
-      <w:r>
-        <w:t xml:space="preserve">an</w:t>
-      </w:r>
-      <w:r>
-        <w:t xml:space="preserve"> </w:t>
-      </w:r>
-      <w:r>
-        <w:t xml:space="preserve">applied</w:t>
-      </w:r>
-      <w:r>
-        <w:t xml:space="preserve"> </w:t>
-      </w:r>
-      <w:r>
-        <w:t xml:space="preserve">fashion</w:t>
-      </w:r>
-      <w:r>
-        <w:t xml:space="preserve"> </w:t>
-      </w:r>
-      <w:r>
-        <w:t xml:space="preserve">using</w:t>
-      </w:r>
-      <w:r>
-        <w:t xml:space="preserve"> </w:t>
-      </w:r>
-      <w:r>
-        <w:t xml:space="preserve">business</w:t>
-      </w:r>
-      <w:r>
-        <w:t xml:space="preserve"> </w:t>
-      </w:r>
-      <w:r>
-        <w:t xml:space="preserve">applications.</w:t>
-      </w:r>
-      <w:r>
-        <w:t xml:space="preserve"> </w:t>
-      </w:r>
-      <w:r>
-        <w:t xml:space="preserve">Indeed</w:t>
-      </w:r>
-      <w:r>
-        <w:t xml:space="preserve"> </w:t>
-      </w:r>
-      <w:r>
-        <w:t xml:space="preserve">the</w:t>
-      </w:r>
-      <w:r>
-        <w:t xml:space="preserve"> </w:t>
-      </w:r>
-      <w:r>
-        <w:t xml:space="preserve">last</w:t>
-      </w:r>
-      <w:r>
-        <w:t xml:space="preserve"> </w:t>
-      </w:r>
-      <w:r>
-        <w:t xml:space="preserve">chapter</w:t>
-      </w:r>
-      <w:r>
-        <w:t xml:space="preserve"> </w:t>
-      </w:r>
-      <w:r>
-        <w:t xml:space="preserve">is</w:t>
-      </w:r>
-      <w:r>
-        <w:t xml:space="preserve"> </w:t>
-      </w:r>
-      <w:r>
-        <w:t xml:space="preserve">entirely</w:t>
-      </w:r>
-      <w:r>
-        <w:t xml:space="preserve"> </w:t>
-      </w:r>
-      <w:r>
-        <w:t xml:space="preserve">dedicated</w:t>
-      </w:r>
-      <w:r>
-        <w:t xml:space="preserve"> </w:t>
-      </w:r>
-      <w:r>
-        <w:t xml:space="preserve">to</w:t>
-      </w:r>
-      <w:r>
-        <w:t xml:space="preserve"> </w:t>
-      </w:r>
-      <w:r>
-        <w:t xml:space="preserve">10</w:t>
-      </w:r>
-      <w:r>
-        <w:t xml:space="preserve"> </w:t>
-      </w:r>
-      <w:r>
-        <w:t xml:space="preserve">separate</w:t>
-      </w:r>
-      <w:r>
-        <w:t xml:space="preserve"> </w:t>
-      </w:r>
-      <w:r>
-        <w:t xml:space="preserve">cases</w:t>
-      </w:r>
-      <w:r>
-        <w:t xml:space="preserve"> </w:t>
-      </w:r>
-      <w:r>
-        <w:t xml:space="preserve">where</w:t>
-      </w:r>
-      <w:r>
-        <w:t xml:space="preserve"> </w:t>
-      </w:r>
-      <w:r>
-        <w:t xml:space="preserve">business</w:t>
-      </w:r>
-      <w:r>
-        <w:t xml:space="preserve"> </w:t>
-      </w:r>
-      <w:r>
-        <w:t xml:space="preserve">analytics</w:t>
-      </w:r>
-      <w:r>
-        <w:t xml:space="preserve"> </w:t>
-      </w:r>
-      <w:r>
-        <w:t xml:space="preserve">approaches</w:t>
-      </w:r>
-      <w:r>
-        <w:t xml:space="preserve"> </w:t>
-      </w:r>
-      <w:r>
-        <w:t xml:space="preserve">can</w:t>
-      </w:r>
-      <w:r>
-        <w:t xml:space="preserve"> </w:t>
-      </w:r>
-      <w:r>
-        <w:t xml:space="preserve">be</w:t>
-      </w:r>
-      <w:r>
-        <w:t xml:space="preserve"> </w:t>
-      </w:r>
-      <w:r>
-        <w:t xml:space="preserve">applied.</w:t>
+        <w:t xml:space="preserve">This book has by far the most comprehensive review of business analytics methods that the author have ever seen, covering everything from classical approaches such as linear and logistic regression, through to modern methods like neural networks, bagging and boosting, and even much more business specific procedures such as social network analysis and text mining. If not the bible, it is at the least a definitive manual on the subject. However, just as important as the list of topics, is the way that they are all presented in an applied fashion using business applications. Indeed the last chapter is entirely dedicated to 10 separate cases where business analytics approaches can be applied.</w:t>
       </w:r>
     </w:p>
     <w:bookmarkStart w:id="20" w:name="learning-objectives"/>
@@ -974,7 +254,7 @@
   </w:style>
   <w:style w:styleId="Subtitle" w:type="paragraph">
     <w:name w:val="Subtitle"/>
-    <w:basedOn w:val="Normal"/>
+    <w:basedOn w:val="Title"/>
     <w:next w:val="BodyText"/>
     <w:link w:val="SubtitleChar"/>
     <w:uiPriority w:val="11"/>
@@ -987,7 +267,6 @@
     </w:pPr>
     <w:rPr>
       <w:rFonts w:cstheme="majorBidi" w:eastAsiaTheme="majorEastAsia"/>
-      <w:color w:themeColor="text1" w:themeTint="A6" w:val="595959"/>
       <w:spacing w:val="15"/>
       <w:sz w:val="28"/>
       <w:szCs w:val="28"/>
@@ -1040,7 +319,6 @@
     </w:pPr>
     <w:rPr>
       <w:b/>
-      <w:color w:val="345A8A"/>
       <w:sz w:val="20"/>
       <w:szCs w:val="20"/>
     </w:rPr>
